--- a/hin/docx/60.content.docx
+++ b/hin/docx/60.content.docx
@@ -136,13 +136,6 @@
         <w:rPr>
           <w:lang w:val="hi_IN" w:bidi="hi_IN"/>
         </w:rPr>
-      </w:r>
-      <w:r>
-        <w:rPr>
-          <w:i/>
-          <w:lang w:val="hi_IN" w:bidi="hi_IN"/>
-        </w:rPr>
-        <w:t>1 पतरस 1:1, 1 पतरस 1:1 (#2), 1 पतरस 1:3, 1 पतरस 1:3 (#2), 1 पतरस 1:4, 1 पतरस 1:5, 1 पतरस 1:7, 1 पतरस 1:7 (#2), 1 पतरस 1:8, 1 पतरस 1:9, 1 पतरस 1:10, 1 पतरस 1:11, 1 पतरस 1:12, 1 पतरस 1:12 (#2), 1 पतरस 1:13–14, 1 पतरस 1:15–16, 1 पतरस 1:17, 1 पतरस 1:18, 1 पतरस 1:18–19, 1 पतरस 1:20, 1 पतरस 1:22, 1 पतरस 1:23, 1 पतरस 1:24, 1 पतरस 1:25, 1 पतरस 2:1, 1 पतरस 2:2, 1 पतरस 2:4–5, 1 पतरस 2:5, 1 पतरस 2:7–8, 1 पतरस 2:9–10, 1 पतरस 2:11–12, 1 पतरस 2:13–15, 1 पतरस 2:16, 1 पतरस 2:18–20, 1 पतरस 2:21–23, 1 पतरस 2:24, 1 पतरस 2:25, 1 पतरस 3:1–2, 1 पतरस 3:3–4, 1 पतरस 3:5–6, 1 पतरस 3:7, 1 पतरस 3:8–9, 1 पतरस 3:10–12, 1 पतरस 3:14, 1 पतरस 3:15, 1 पतरस 3:15–16, 1 पतरस 3:18, 1 पतरस 3:19–20, 1 पतरस 3:21, 1 पतरस 3:22, 1 पतरस 4:1, 1 पतरस 4:3–4, 1 पतरस 4:5, 1 पतरस 4:7, 1 पतरस 4:10–11, 1 पतरस 4:12–13, 1 पतरस 4:15, 1 पतरस 4:17–18, 1 पतरस 4:19, 1 पतरस 5:1, 1 पतरस 5:1–2, 1 पतरस 5:5, 1 पतरस 5:5–7, 1 पतरस 5:8, 1 पतरस 5:8–9, 1 पतरस 5:10, 1 पतरस 5:12, 1 पतरस 5:12 (#2), 1 पतरस 5:13–14</w:t>
       </w:r>
       <w:r>
         <w:rPr>

--- a/hin/docx/60.content.docx
+++ b/hin/docx/60.content.docx
@@ -123,19 +123,6 @@
           <w:lang w:val="hi_IN" w:bidi="hi_IN"/>
         </w:rPr>
         <w:t>1PE</w:t>
-      </w:r>
-      <w:r>
-        <w:rPr>
-          <w:lang w:val="hi_IN" w:bidi="hi_IN"/>
-        </w:rPr>
-      </w:r>
-    </w:p>
-    <w:p>
-      <w:pPr/>
-      <w:r>
-        <w:rPr>
-          <w:lang w:val="hi_IN" w:bidi="hi_IN"/>
-        </w:rPr>
       </w:r>
       <w:r>
         <w:rPr>

--- a/hin/docx/60.content.docx
+++ b/hin/docx/60.content.docx
@@ -19,7 +19,7 @@
         <w:rPr>
           <w:lang w:val="hi_IN" w:bidi="hi_IN"/>
         </w:rPr>
-        <w:t>Resource: अनुवाद प्रश्न (unfoldingWord)</w:t>
+        <w:t>Resource: unfoldingWord® Translation Questions</w:t>
       </w:r>
       <w:r>
         <w:rPr>
@@ -85,7 +85,7 @@
         <w:rPr>
           <w:lang w:val="hi_IN" w:bidi="hi_IN"/>
         </w:rPr>
-        <w:t>अनुवाद प्रश्न (unfoldingWord)</w:t>
+        <w:t>unfoldingWord® Translation Questions</w:t>
       </w:r>
     </w:p>
     <w:p>

--- a/hin/docx/60.content.docx
+++ b/hin/docx/60.content.docx
@@ -571,7 +571,7 @@
         <w:rPr>
           <w:lang w:val="hi_IN" w:bidi="hi_IN"/>
         </w:rPr>
-        <w:t>1 पतरस 1:7</w:t>
+        <w:t>1 पतरस 1:6–7</w:t>
       </w:r>
       <w:r>
         <w:rPr>
